--- a/packages/domain/plantillas/maestras/2tesistas/ETAPA02/AUTORIZACIÓN DE PUBLICACIÓN_TESIS - 02 TESISTA.docx
+++ b/packages/domain/plantillas/maestras/2tesistas/ETAPA02/AUTORIZACIÓN DE PUBLICACIÓN_TESIS - 02 TESISTA.docx
@@ -325,300 +325,249 @@
         <w:t xml:space="preserve">                                    FIRMA</w:t>
       </w:r>
     </w:p>
+    <w:tbl>
+      <w:tblPr>
+        <w:tblW w:w="9200" w:type="dxa"/>
+        <w:jc w:val="center"/>
+        <w:tblBorders>
+          <w:top w:val="none"/>
+          <w:left w:val="none"/>
+          <w:bottom w:val="none"/>
+          <w:right w:val="none"/>
+          <w:insideH w:val="none"/>
+          <w:insideV w:val="none"/>
+        </w:tblBorders>
+      </w:tblPr>
+      <w:tr>
+        <w:tc>
+          <w:tcPr>
+            <w:tcW w:w="5200" w:type="dxa"/>
+          </w:tcPr>
+          <w:p>
+            <w:pPr>
+              <w:spacing w:after="80" w:line="240" w:lineRule="auto"/>
+              <w:rPr>
+                <w:b w:val="1"/>
+                <w:sz w:val="20"/>
+                <w:szCs w:val="20"/>
+              </w:rPr>
+            </w:pPr>
+            <w:r>
+              <w:rPr>
+                <w:b w:val="1"/>
+                <w:sz w:val="20"/>
+                <w:szCs w:val="20"/>
+              </w:rPr>
+              <w:t>MIEMBROS DEL JURADO</w:t>
+            </w:r>
+          </w:p>
+        </w:tc>
+        <w:tc>
+          <w:tcPr>
+            <w:tcW w:w="4000" w:type="dxa"/>
+          </w:tcPr>
+          <w:p>
+            <w:pPr>
+              <w:spacing w:after="80" w:line="240" w:lineRule="auto"/>
+              <w:jc w:val="center"/>
+              <w:rPr>
+                <w:b w:val="1"/>
+                <w:sz w:val="20"/>
+                <w:szCs w:val="20"/>
+              </w:rPr>
+            </w:pPr>
+            <w:r>
+              <w:rPr>
+                <w:b w:val="1"/>
+                <w:sz w:val="20"/>
+                <w:szCs w:val="20"/>
+              </w:rPr>
+              <w:t>FIRMA</w:t>
+            </w:r>
+          </w:p>
+        </w:tc>
+      </w:tr>
+      <w:tr>
+        <w:tc>
+          <w:tcPr>
+            <w:tcW w:w="5200" w:type="dxa"/>
+          </w:tcPr>
+          <w:p>
+            <w:pPr>
+              <w:spacing w:before="120" w:after="40" w:line="240" w:lineRule="auto"/>
+              <w:rPr>
+                <w:b w:val="1"/>
+                <w:sz w:val="18"/>
+                <w:szCs w:val="18"/>
+              </w:rPr>
+            </w:pPr>
+            <w:r>
+              <w:rPr>
+                <w:b w:val="1"/>
+                <w:sz w:val="18"/>
+                <w:szCs w:val="18"/>
+              </w:rPr>
+              <w:t>Presidente</w:t>
+            </w:r>
+          </w:p>
+          <w:p>
+            <w:pPr>
+              <w:spacing w:after="160" w:line="240" w:lineRule="auto"/>
+              <w:rPr>
+                <w:sz w:val="18"/>
+                <w:szCs w:val="18"/>
+              </w:rPr>
+            </w:pPr>
+            <w:r>
+              <w:rPr>
+                <w:sz w:val="18"/>
+                <w:szCs w:val="18"/>
+              </w:rPr>
+              <w:t>&lt;&lt;PRESIDENTE ETAPA 02&gt;&gt;</w:t>
+            </w:r>
+          </w:p>
+        </w:tc>
+        <w:tc>
+          <w:tcPr>
+            <w:tcW w:w="4000" w:type="dxa"/>
+          </w:tcPr>
+          <w:p>
+            <w:pPr>
+              <w:spacing w:before="160" w:after="160" w:line="240" w:lineRule="auto"/>
+              <w:jc w:val="center"/>
+            </w:pPr>
+            <w:r>
+              <w:t>__________________________________</w:t>
+            </w:r>
+          </w:p>
+        </w:tc>
+      </w:tr>
+      <w:tr>
+        <w:tc>
+          <w:tcPr>
+            <w:tcW w:w="5200" w:type="dxa"/>
+          </w:tcPr>
+          <w:p>
+            <w:pPr>
+              <w:spacing w:before="120" w:after="40" w:line="240" w:lineRule="auto"/>
+              <w:rPr>
+                <w:b w:val="1"/>
+                <w:sz w:val="18"/>
+                <w:szCs w:val="18"/>
+              </w:rPr>
+            </w:pPr>
+            <w:r>
+              <w:rPr>
+                <w:b w:val="1"/>
+                <w:sz w:val="18"/>
+                <w:szCs w:val="18"/>
+              </w:rPr>
+              <w:t>Integrante</w:t>
+            </w:r>
+          </w:p>
+          <w:p>
+            <w:pPr>
+              <w:spacing w:after="160" w:line="240" w:lineRule="auto"/>
+              <w:rPr>
+                <w:sz w:val="18"/>
+                <w:szCs w:val="18"/>
+              </w:rPr>
+            </w:pPr>
+            <w:r>
+              <w:rPr>
+                <w:sz w:val="18"/>
+                <w:szCs w:val="18"/>
+              </w:rPr>
+              <w:t>&lt;&lt;ASESOR&gt;&gt;</w:t>
+            </w:r>
+          </w:p>
+        </w:tc>
+        <w:tc>
+          <w:tcPr>
+            <w:tcW w:w="4000" w:type="dxa"/>
+          </w:tcPr>
+          <w:p>
+            <w:pPr>
+              <w:spacing w:before="160" w:after="160" w:line="240" w:lineRule="auto"/>
+              <w:jc w:val="center"/>
+            </w:pPr>
+            <w:r>
+              <w:t>__________________________________</w:t>
+            </w:r>
+          </w:p>
+        </w:tc>
+      </w:tr>
+      <w:tr>
+        <w:tc>
+          <w:tcPr>
+            <w:tcW w:w="5200" w:type="dxa"/>
+          </w:tcPr>
+          <w:p>
+            <w:pPr>
+              <w:spacing w:before="120" w:after="40" w:line="240" w:lineRule="auto"/>
+              <w:rPr>
+                <w:b w:val="1"/>
+                <w:sz w:val="18"/>
+                <w:szCs w:val="18"/>
+              </w:rPr>
+            </w:pPr>
+            <w:r>
+              <w:rPr>
+                <w:b w:val="1"/>
+                <w:sz w:val="18"/>
+                <w:szCs w:val="18"/>
+              </w:rPr>
+              <w:t>Secretario</w:t>
+            </w:r>
+          </w:p>
+          <w:p>
+            <w:pPr>
+              <w:spacing w:after="160" w:line="240" w:lineRule="auto"/>
+              <w:rPr>
+                <w:sz w:val="18"/>
+                <w:szCs w:val="18"/>
+              </w:rPr>
+            </w:pPr>
+            <w:r>
+              <w:rPr>
+                <w:sz w:val="18"/>
+                <w:szCs w:val="18"/>
+              </w:rPr>
+              <w:t>&lt;&lt;SECRETARIO ETAPA 02&gt;&gt;</w:t>
+            </w:r>
+          </w:p>
+        </w:tc>
+        <w:tc>
+          <w:tcPr>
+            <w:tcW w:w="4000" w:type="dxa"/>
+          </w:tcPr>
+          <w:p>
+            <w:pPr>
+              <w:spacing w:before="160" w:after="160" w:line="240" w:lineRule="auto"/>
+              <w:jc w:val="center"/>
+            </w:pPr>
+            <w:r>
+              <w:t>__________________________________</w:t>
+            </w:r>
+          </w:p>
+        </w:tc>
+      </w:tr>
+    </w:tbl>
     <w:p>
       <w:pPr>
-        <w:spacing w:after="160" w:line="259" w:lineRule="auto"/>
-        <w:jc w:val="both"/>
-        <w:rPr>
-          <w:rFonts w:ascii="Calibri" w:cs="Calibri" w:eastAsia="Calibri" w:hAnsi="Calibri"/>
-          <w:b w:val="1"/>
-          <w:bCs w:val="1"/>
+        <w:spacing w:before="360" w:line="240" w:lineRule="auto"/>
+        <w:jc w:val="right"/>
+        <w:rPr>
           <w:sz w:val="20"/>
           <w:szCs w:val="20"/>
         </w:rPr>
       </w:pPr>
       <w:r>
         <w:rPr>
-          <w:rFonts w:ascii="Calibri" w:cs="Calibri" w:eastAsia="Calibri" w:hAnsi="Calibri"/>
-          <w:b w:val="1"/>
-          <w:bCs w:val="1"/>
-          <w:sz w:val="20"/>
-          <w:szCs w:val="20"/>
-          <w:rtl w:val="0"/>
-        </w:rPr>
-        <w:t xml:space="preserve">Presidente</w:t>
-      </w:r>
-    </w:p>
-    <w:p>
-      <w:pPr>
-        <w:spacing w:after="160" w:line="259" w:lineRule="auto"/>
-        <w:rPr>
-          <w:rFonts w:ascii="Calibri" w:cs="Calibri" w:eastAsia="Calibri" w:hAnsi="Calibri"/>
-          <w:b w:val="1"/>
-          <w:bCs w:val="1"/>
-          <w:sz w:val="20"/>
-          <w:szCs w:val="20"/>
-        </w:rPr>
-      </w:pPr>
-      <w:bookmarkStart w:colFirst="0" w:colLast="0" w:name="_r07mzmw60u7" w:id="0"/>
-      <w:bookmarkEnd w:id="0"/>
-      <w:r>
-        <w:rPr>
-          <w:rFonts w:ascii="Calibri" w:cs="Calibri" w:eastAsia="Calibri" w:hAnsi="Calibri"/>
-          <w:b w:val="1"/>
-          <w:bCs w:val="1"/>
-          <w:sz w:val="20"/>
-          <w:szCs w:val="20"/>
-          <w:rtl w:val="0"/>
-        </w:rPr>
-        <w:t xml:space="preserve">&lt;&lt;PRESIDENTE ETAPA 02&gt;&gt;</w:t>
-      </w:r>
-      <w:r>
-        <w:rPr>
-          <w:rFonts w:ascii="Calibri" w:cs="Calibri" w:eastAsia="Calibri" w:hAnsi="Calibri"/>
-          <w:sz w:val="20"/>
-          <w:szCs w:val="20"/>
-          <w:rtl w:val="0"/>
-        </w:rPr>
-        <w:tab/>
-        <w:tab/>
-        <w:tab/>
-        <w:t xml:space="preserve">                                                                   …………………</w:t>
-      </w:r>
-      <w:r>
-        <w:rPr>
-          <w:rtl w:val="0"/>
-        </w:rPr>
-      </w:r>
-    </w:p>
-    <w:p>
-      <w:pPr>
-        <w:spacing w:after="160" w:line="259" w:lineRule="auto"/>
-        <w:jc w:val="both"/>
-        <w:rPr>
-          <w:rFonts w:ascii="Calibri" w:cs="Calibri" w:eastAsia="Calibri" w:hAnsi="Calibri"/>
-          <w:b w:val="1"/>
-          <w:bCs w:val="1"/>
-          <w:sz w:val="20"/>
-          <w:szCs w:val="20"/>
-        </w:rPr>
-      </w:pPr>
-      <w:r>
-        <w:rPr>
-          <w:rFonts w:ascii="Calibri" w:cs="Calibri" w:eastAsia="Calibri" w:hAnsi="Calibri"/>
-          <w:b w:val="1"/>
-          <w:bCs w:val="1"/>
-          <w:sz w:val="20"/>
-          <w:szCs w:val="20"/>
-          <w:rtl w:val="0"/>
-        </w:rPr>
-        <w:t xml:space="preserve">Integrante</w:t>
-      </w:r>
-    </w:p>
-    <w:p>
-      <w:pPr>
-        <w:spacing w:after="160" w:line="259" w:lineRule="auto"/>
-        <w:rPr>
-          <w:rFonts w:ascii="Calibri" w:cs="Calibri" w:eastAsia="Calibri" w:hAnsi="Calibri"/>
-          <w:b w:val="1"/>
-          <w:bCs w:val="1"/>
-          <w:sz w:val="20"/>
-          <w:szCs w:val="20"/>
-        </w:rPr>
-      </w:pPr>
-      <w:r>
-        <w:rPr>
-          <w:rFonts w:ascii="Calibri" w:cs="Calibri" w:eastAsia="Calibri" w:hAnsi="Calibri"/>
-          <w:b w:val="1"/>
-          <w:bCs w:val="1"/>
-          <w:sz w:val="20"/>
-          <w:szCs w:val="20"/>
-          <w:rtl w:val="0"/>
-        </w:rPr>
-        <w:t xml:space="preserve">&lt;&lt;ASESOR&gt;&gt;                </w:t>
-      </w:r>
-      <w:r>
-        <w:rPr>
-          <w:rFonts w:ascii="Calibri" w:cs="Calibri" w:eastAsia="Calibri" w:hAnsi="Calibri"/>
-          <w:sz w:val="20"/>
-          <w:szCs w:val="20"/>
-          <w:rtl w:val="0"/>
-        </w:rPr>
-        <w:tab/>
-        <w:tab/>
-        <w:tab/>
-        <w:t xml:space="preserve">                                                                                   ………………….</w:t>
-      </w:r>
-      <w:r>
-        <w:rPr>
-          <w:rtl w:val="0"/>
-        </w:rPr>
-      </w:r>
-    </w:p>
-    <w:p>
-      <w:pPr>
-        <w:spacing w:after="160" w:line="259" w:lineRule="auto"/>
-        <w:jc w:val="both"/>
-        <w:rPr>
-          <w:rFonts w:ascii="Calibri" w:cs="Calibri" w:eastAsia="Calibri" w:hAnsi="Calibri"/>
-          <w:b w:val="1"/>
-          <w:bCs w:val="1"/>
-          <w:sz w:val="20"/>
-          <w:szCs w:val="20"/>
-        </w:rPr>
-      </w:pPr>
-      <w:r>
-        <w:rPr>
-          <w:rFonts w:ascii="Calibri" w:cs="Calibri" w:eastAsia="Calibri" w:hAnsi="Calibri"/>
-          <w:b w:val="1"/>
-          <w:bCs w:val="1"/>
-          <w:sz w:val="20"/>
-          <w:szCs w:val="20"/>
-          <w:rtl w:val="0"/>
-        </w:rPr>
-        <w:t xml:space="preserve">Secretario</w:t>
-      </w:r>
-    </w:p>
-    <w:p>
-      <w:pPr>
-        <w:spacing w:after="160" w:line="259" w:lineRule="auto"/>
-        <w:rPr>
-          <w:rFonts w:ascii="Calibri" w:cs="Calibri" w:eastAsia="Calibri" w:hAnsi="Calibri"/>
-          <w:sz w:val="20"/>
-          <w:szCs w:val="20"/>
-        </w:rPr>
-      </w:pPr>
-      <w:r>
-        <w:rPr>
-          <w:rFonts w:ascii="Calibri" w:cs="Calibri" w:eastAsia="Calibri" w:hAnsi="Calibri"/>
-          <w:b w:val="1"/>
-          <w:bCs w:val="1"/>
-          <w:sz w:val="20"/>
-          <w:szCs w:val="20"/>
-          <w:rtl w:val="0"/>
-        </w:rPr>
-        <w:t xml:space="preserve">&lt;&lt;SECRETARIO ETAPA 02&gt;&gt;                                                    </w:t>
-      </w:r>
-      <w:r>
-        <w:rPr>
-          <w:rFonts w:ascii="Calibri" w:cs="Calibri" w:eastAsia="Calibri" w:hAnsi="Calibri"/>
-          <w:sz w:val="20"/>
-          <w:szCs w:val="20"/>
-          <w:rtl w:val="0"/>
-        </w:rPr>
-        <w:tab/>
-        <w:tab/>
-        <w:t xml:space="preserve">                                   ……………………</w:t>
-      </w:r>
-    </w:p>
-    <w:p>
-      <w:pPr>
-        <w:spacing w:after="160" w:line="259" w:lineRule="auto"/>
-        <w:ind w:left="720" w:firstLine="0"/>
-        <w:jc w:val="both"/>
-        <w:rPr>
-          <w:rFonts w:ascii="Calibri" w:cs="Calibri" w:eastAsia="Calibri" w:hAnsi="Calibri"/>
-          <w:sz w:val="20"/>
-          <w:szCs w:val="20"/>
-        </w:rPr>
-      </w:pPr>
-      <w:r>
-        <w:rPr>
-          <w:rtl w:val="0"/>
-        </w:rPr>
-      </w:r>
-    </w:p>
-    <w:p>
-      <w:pPr>
-        <w:spacing w:after="160" w:line="259" w:lineRule="auto"/>
-        <w:rPr>
-          <w:rFonts w:ascii="Calibri" w:cs="Calibri" w:eastAsia="Calibri" w:hAnsi="Calibri"/>
-          <w:sz w:val="20"/>
-          <w:szCs w:val="20"/>
-        </w:rPr>
-      </w:pPr>
-      <w:r>
-        <w:rPr>
-          <w:rtl w:val="0"/>
-        </w:rPr>
-      </w:r>
-    </w:p>
-    <w:p>
-      <w:pPr>
-        <w:spacing w:after="160" w:line="259" w:lineRule="auto"/>
-        <w:ind w:left="720" w:firstLine="0"/>
-        <w:jc w:val="both"/>
-        <w:rPr>
-          <w:rFonts w:ascii="Calibri" w:cs="Calibri" w:eastAsia="Calibri" w:hAnsi="Calibri"/>
-          <w:sz w:val="20"/>
-          <w:szCs w:val="20"/>
-        </w:rPr>
-      </w:pPr>
-      <w:r>
-        <w:rPr>
-          <w:rtl w:val="0"/>
-        </w:rPr>
-      </w:r>
-    </w:p>
-    <w:p>
-      <w:pPr>
-        <w:spacing w:after="160" w:line="259" w:lineRule="auto"/>
-        <w:ind w:left="0" w:firstLine="0"/>
-        <w:jc w:val="both"/>
-        <w:rPr>
-          <w:rFonts w:ascii="Calibri" w:cs="Calibri" w:eastAsia="Calibri" w:hAnsi="Calibri"/>
-          <w:b w:val="1"/>
-          <w:bCs w:val="1"/>
-          <w:sz w:val="20"/>
-          <w:szCs w:val="20"/>
-          <w:shd w:fill="fce5cd" w:val="clear"/>
-        </w:rPr>
-      </w:pPr>
-      <w:bookmarkStart w:colFirst="0" w:colLast="0" w:name="_obn34258d99g" w:id="1"/>
-      <w:bookmarkEnd w:id="1"/>
-      <w:r>
-        <w:rPr>
-          <w:rFonts w:ascii="Calibri" w:cs="Calibri" w:eastAsia="Calibri" w:hAnsi="Calibri"/>
-          <w:sz w:val="20"/>
-          <w:szCs w:val="20"/>
-          <w:rtl w:val="0"/>
-        </w:rPr>
-        <w:t xml:space="preserve">                                                                    </w:t>
-        <w:br w:type="textWrapping"/>
-        <w:br w:type="textWrapping"/>
-        <w:br w:type="textWrapping"/>
-        <w:br w:type="textWrapping"/>
-        <w:br w:type="textWrapping"/>
-        <w:br w:type="textWrapping"/>
-        <w:br w:type="textWrapping"/>
-        <w:t xml:space="preserve">                                                                                                        </w:t>
-      </w:r>
-      <w:r>
-        <w:rPr>
-          <w:rFonts w:ascii="Calibri" w:cs="Calibri" w:eastAsia="Calibri" w:hAnsi="Calibri"/>
-          <w:sz w:val="20"/>
-          <w:szCs w:val="20"/>
-          <w:highlight w:val="white"/>
-          <w:rtl w:val="0"/>
-        </w:rPr>
-        <w:t xml:space="preserve">Arequipa, </w:t>
-      </w:r>
-      <w:r>
-        <w:rPr>
-          <w:rFonts w:ascii="Calibri" w:cs="Calibri" w:eastAsia="Calibri" w:hAnsi="Calibri"/>
-          <w:b w:val="1"/>
-          <w:bCs w:val="1"/>
-          <w:sz w:val="20"/>
-          <w:szCs w:val="20"/>
-          <w:highlight w:val="white"/>
-          <w:rtl w:val="0"/>
-        </w:rPr>
-        <w:t xml:space="preserve">&lt;&lt;FECHA DE PUBLICACION&gt;&gt;</w:t>
-      </w:r>
-      <w:r>
-        <w:rPr>
-          <w:rtl w:val="0"/>
-        </w:rPr>
+          <w:sz w:val="20"/>
+          <w:szCs w:val="20"/>
+        </w:rPr>
+        <w:t xml:space="preserve">Arequipa, &lt;&lt;FECHA DE PUBLICACION&gt;&gt;</w:t>
       </w:r>
     </w:p>
     <w:sectPr>
